--- a/DOCS-PEOPLE-LEAD/Ana-Karina/08-ABCD-Form-People-Lead-Rascunho.docx
+++ b/DOCS-PEOPLE-LEAD/Ana-Karina/08-ABCD-Form-People-Lead-Rascunho.docx
@@ -101,35 +101,35 @@
           <w:i/>
           <w:color w:val="444444"/>
         </w:rPr>
-        <w:t xml:space="preserve"> leia a autoavaliação da Ana + feedback de </w:t>
+        <w:t xml:space="preserve"> rascunho baseado nas </w:t>
       </w:r>
       <w:r>
         <w:rPr>
           <w:b/>
           <w:color w:val="444444"/>
         </w:rPr>
-        <w:t>Rafael Coloda</w:t>
+        <w:t>1:1s</w:t>
       </w:r>
       <w:r>
         <w:rPr>
           <w:i/>
           <w:color w:val="444444"/>
         </w:rPr>
-        <w:t xml:space="preserve"> e </w:t>
+        <w:t xml:space="preserve"> (jul/ago). A </w:t>
       </w:r>
       <w:r>
         <w:rPr>
           <w:b/>
           <w:color w:val="444444"/>
         </w:rPr>
-        <w:t>Jessica</w:t>
+        <w:t>autorreflexão da Ana ainda não foi submetida/enviada</w:t>
       </w:r>
       <w:r>
         <w:rPr>
           <w:i/>
           <w:color w:val="444444"/>
         </w:rPr>
-        <w:t xml:space="preserve"> antes de colar.   Troque </w:t>
+        <w:t xml:space="preserve"> — quando chegar, cruzar e ajustar.   Troque </w:t>
       </w:r>
       <w:r>
         <w:rPr>
@@ -144,7 +144,7 @@
           <w:i/>
           <w:color w:val="444444"/>
         </w:rPr>
-        <w:t xml:space="preserve"> por citações reais quando os feedbacks chegarem.   Tom: você representa ela na prática — firme, honesto, com evidência.</w:t>
+        <w:t xml:space="preserve"> por citações reais quando os feedbacks chegarem.</w:t>
       </w:r>
     </w:p>
     <w:p>
@@ -2237,34 +2237,45 @@
     </w:p>
     <w:p>
       <w:r>
-        <w:t xml:space="preserve">A autoavaliação da Ana Karina é </w:t>
-      </w:r>
-      <w:r>
         <w:rPr>
           <w:b/>
         </w:rPr>
-        <w:t>coerente</w:t>
-      </w:r>
-      <w:r>
-        <w:t xml:space="preserve"> com o acompanhamento do People Lead nas 1:1s de 28/07 e 28/08. O PL </w:t>
+        <w:t>Pendente:</w:t>
+      </w:r>
+      <w:r>
+        <w:t xml:space="preserve"> Ana Karina </w:t>
       </w:r>
       <w:r>
         <w:rPr>
           <w:b/>
         </w:rPr>
-        <w:t>valida</w:t>
-      </w:r>
-      <w:r>
-        <w:t xml:space="preserve"> entrega no cliente, IA aplicada e inglês C1+; </w:t>
+        <w:t>ainda não submeteu</w:t>
+      </w:r>
+      <w:r>
+        <w:t xml:space="preserve"> a autorreflexão ABCD no Workday (28/08). Este rascunho do PL baseia-se nas </w:t>
       </w:r>
       <w:r>
         <w:rPr>
           <w:b/>
         </w:rPr>
-        <w:t>ajusta expectativa</w:t>
-      </w:r>
-      <w:r>
-        <w:t xml:space="preserve"> em Swift/voluntariado para FY27 sem reduzir o mérito do conjunto.</w:t>
+        <w:t>1:1s de 28/07 e 28/08</w:t>
+      </w:r>
+      <w:r>
+        <w:t xml:space="preserve">. Quando ela submeter, revisar alinhamento e ajustar comentários antes do input de </w:t>
+      </w:r>
+      <w:r>
+        <w:rPr>
+          <w:b/>
+        </w:rPr>
+        <w:t>11/09</w:t>
+      </w:r>
+      <w:r>
+        <w:t>.</w:t>
+      </w:r>
+    </w:p>
+    <w:p>
+      <w:r>
+        <w:t>Expectativa prévia: autoavaliação coerente com o acompanhamento (entrega no cliente, IA aplicada, inglês C1+; Swift/voluntariado honestos para FY27).</w:t>
       </w:r>
     </w:p>
     <w:p>
@@ -2380,7 +2391,30 @@
         <w:pStyle w:val="ListBullet"/>
       </w:pPr>
       <w:r>
-        <w:t>☐ Li a autoavaliação ABCD da Ana (4 prioridades)</w:t>
+        <w:t xml:space="preserve">☐ Ana </w:t>
+      </w:r>
+      <w:r>
+        <w:rPr>
+          <w:b/>
+        </w:rPr>
+        <w:t>submeteu</w:t>
+      </w:r>
+      <w:r>
+        <w:t xml:space="preserve"> autorreflexão ABCD no Workday — </w:t>
+      </w:r>
+      <w:r>
+        <w:rPr>
+          <w:b/>
+        </w:rPr>
+        <w:t>NÃO (28/08) — cobrar</w:t>
+      </w:r>
+    </w:p>
+    <w:p>
+      <w:pPr>
+        <w:pStyle w:val="ListBullet"/>
+      </w:pPr>
+      <w:r>
+        <w:t>☐ Quando submeter: ler e cruzar com este rascunho</w:t>
       </w:r>
     </w:p>
     <w:p>
